--- a/backend-exhibits/OneDrive to OneDrive Standard Plan - Included Features.docx
+++ b/backend-exhibits/OneDrive to OneDrive Standard Plan - Included Features.docx
@@ -47,7 +47,7 @@
             </w:pPr>
             <w:r>
               <w:rPr>
-                <w:rFonts w:ascii="Arial" w:eastAsia="Arial" w:hAnsi="Arial" w:cs="Arial"/>
+                <w:rFonts w:ascii="Arial" w:hAnsi="Arial" w:cs="Arial" w:eastAsia="Arial"/>
                 <w:b/>
                 <w:sz w:val="21"/>
               </w:rPr>
@@ -56,7 +56,7 @@
             <w:proofErr w:type="gramStart"/>
             <w:r>
               <w:rPr>
-                <w:rFonts w:ascii="Arial" w:eastAsia="Arial" w:hAnsi="Arial" w:cs="Arial"/>
+                <w:rFonts w:ascii="Arial" w:hAnsi="Arial" w:cs="Arial" w:eastAsia="Arial"/>
                 <w:b/>
                 <w:sz w:val="21"/>
               </w:rPr>
@@ -65,7 +65,7 @@
             <w:proofErr w:type="gramEnd"/>
             <w:r>
               <w:rPr>
-                <w:rFonts w:ascii="Arial" w:eastAsia="Arial" w:hAnsi="Arial" w:cs="Arial"/>
+                <w:rFonts w:ascii="Arial" w:hAnsi="Arial" w:cs="Arial" w:eastAsia="Arial"/>
                 <w:b/>
                 <w:sz w:val="21"/>
               </w:rPr>
@@ -94,9 +94,9 @@
             </w:pPr>
             <w:r>
               <w:rPr>
-                <w:rFonts w:ascii="Arial" w:eastAsia="Arial" w:hAnsi="Arial" w:cs="Arial"/>
+                <w:rFonts w:ascii="Arial" w:hAnsi="Arial" w:cs="Arial" w:eastAsia="Arial"/>
                 <w:b/>
-                <w:sz w:val="19"/>
+                <w:sz w:val="21"/>
               </w:rPr>
               <w:t>Preserving File/Folder structure</w:t>
             </w:r>
@@ -116,16 +116,16 @@
             <w:proofErr w:type="spellStart"/>
             <w:r>
               <w:rPr>
-                <w:rFonts w:ascii="Arial" w:eastAsia="Arial" w:hAnsi="Arial" w:cs="Arial"/>
-                <w:sz w:val="19"/>
+                <w:rFonts w:ascii="Arial" w:hAnsi="Arial" w:cs="Arial" w:eastAsia="Arial"/>
+                <w:sz w:val="21"/>
               </w:rPr>
               <w:t>CloudFuze</w:t>
             </w:r>
             <w:proofErr w:type="spellEnd"/>
             <w:r>
               <w:rPr>
-                <w:rFonts w:ascii="Arial" w:eastAsia="Arial" w:hAnsi="Arial" w:cs="Arial"/>
-                <w:sz w:val="19"/>
+                <w:rFonts w:ascii="Arial" w:hAnsi="Arial" w:cs="Arial" w:eastAsia="Arial"/>
+                <w:sz w:val="21"/>
               </w:rPr>
               <w:t xml:space="preserve"> ensures the seamless migration of the data from the source cloud to destination, preserving the accuracy and integrity of the data structure.</w:t>
             </w:r>
@@ -152,9 +152,9 @@
             </w:pPr>
             <w:r>
               <w:rPr>
-                <w:rFonts w:ascii="Arial" w:eastAsia="Arial" w:hAnsi="Arial" w:cs="Arial"/>
+                <w:rFonts w:ascii="Arial" w:hAnsi="Arial" w:cs="Arial" w:eastAsia="Arial"/>
                 <w:b/>
-                <w:sz w:val="19"/>
+                <w:sz w:val="21"/>
               </w:rPr>
               <w:t>Onetime</w:t>
             </w:r>
@@ -173,8 +173,8 @@
           <w:p>
             <w:r>
               <w:rPr>
-                <w:rFonts w:ascii="Arial" w:eastAsia="Arial" w:hAnsi="Arial" w:cs="Arial"/>
-                <w:sz w:val="19"/>
+                <w:rFonts w:ascii="Arial" w:hAnsi="Arial" w:cs="Arial" w:eastAsia="Arial"/>
+                <w:sz w:val="21"/>
               </w:rPr>
               <w:t>The initial data migration from source to destination is considered as One-time migration.</w:t>
             </w:r>
@@ -201,9 +201,9 @@
             </w:pPr>
             <w:r>
               <w:rPr>
-                <w:rFonts w:ascii="Arial" w:eastAsia="Arial" w:hAnsi="Arial" w:cs="Arial"/>
+                <w:rFonts w:ascii="Arial" w:hAnsi="Arial" w:cs="Arial" w:eastAsia="Arial"/>
                 <w:b/>
-                <w:sz w:val="19"/>
+                <w:sz w:val="21"/>
               </w:rPr>
               <w:t>Delta</w:t>
             </w:r>
@@ -222,8 +222,8 @@
           <w:p>
             <w:r>
               <w:rPr>
-                <w:rFonts w:ascii="Arial" w:eastAsia="Arial" w:hAnsi="Arial" w:cs="Arial"/>
-                <w:sz w:val="19"/>
+                <w:rFonts w:ascii="Arial" w:hAnsi="Arial" w:cs="Arial" w:eastAsia="Arial"/>
+                <w:sz w:val="21"/>
               </w:rPr>
               <w:t>Migration of incremental changes made in source during the onetime migration.</w:t>
             </w:r>
@@ -250,9 +250,9 @@
             </w:pPr>
             <w:r>
               <w:rPr>
-                <w:rFonts w:ascii="Arial" w:eastAsia="Arial" w:hAnsi="Arial" w:cs="Arial"/>
+                <w:rFonts w:ascii="Arial" w:hAnsi="Arial" w:cs="Arial" w:eastAsia="Arial"/>
                 <w:b/>
-                <w:sz w:val="19"/>
+                <w:sz w:val="21"/>
               </w:rPr>
               <w:t>Root Folder Permissions</w:t>
             </w:r>
@@ -272,16 +272,16 @@
             <w:proofErr w:type="spellStart"/>
             <w:r>
               <w:rPr>
-                <w:rFonts w:ascii="Arial" w:eastAsia="Arial" w:hAnsi="Arial" w:cs="Arial"/>
-                <w:sz w:val="19"/>
+                <w:rFonts w:ascii="Arial" w:hAnsi="Arial" w:cs="Arial" w:eastAsia="Arial"/>
+                <w:sz w:val="21"/>
               </w:rPr>
               <w:t>CloudFuze</w:t>
             </w:r>
             <w:proofErr w:type="spellEnd"/>
             <w:r>
               <w:rPr>
-                <w:rFonts w:ascii="Arial" w:eastAsia="Arial" w:hAnsi="Arial" w:cs="Arial"/>
-                <w:sz w:val="19"/>
+                <w:rFonts w:ascii="Arial" w:hAnsi="Arial" w:cs="Arial" w:eastAsia="Arial"/>
+                <w:sz w:val="21"/>
               </w:rPr>
               <w:t xml:space="preserve"> preserves all root folder permissions along with access levels.</w:t>
             </w:r>
@@ -308,9 +308,9 @@
             </w:pPr>
             <w:r>
               <w:rPr>
-                <w:rFonts w:ascii="Arial" w:eastAsia="Arial" w:hAnsi="Arial" w:cs="Arial"/>
+                <w:rFonts w:ascii="Arial" w:hAnsi="Arial" w:cs="Arial" w:eastAsia="Arial"/>
                 <w:b/>
-                <w:sz w:val="19"/>
+                <w:sz w:val="21"/>
               </w:rPr>
               <w:t>Root File Permissions</w:t>
             </w:r>
@@ -330,16 +330,16 @@
             <w:proofErr w:type="spellStart"/>
             <w:r>
               <w:rPr>
-                <w:rFonts w:ascii="Arial" w:eastAsia="Arial" w:hAnsi="Arial" w:cs="Arial"/>
-                <w:sz w:val="19"/>
+                <w:rFonts w:ascii="Arial" w:hAnsi="Arial" w:cs="Arial" w:eastAsia="Arial"/>
+                <w:sz w:val="21"/>
               </w:rPr>
               <w:t>CloudFuze</w:t>
             </w:r>
             <w:proofErr w:type="spellEnd"/>
             <w:r>
               <w:rPr>
-                <w:rFonts w:ascii="Arial" w:eastAsia="Arial" w:hAnsi="Arial" w:cs="Arial"/>
-                <w:sz w:val="19"/>
+                <w:rFonts w:ascii="Arial" w:hAnsi="Arial" w:cs="Arial" w:eastAsia="Arial"/>
+                <w:sz w:val="21"/>
               </w:rPr>
               <w:t xml:space="preserve"> preserves all Root file permissions along with access levels.</w:t>
             </w:r>
@@ -366,9 +366,9 @@
             </w:pPr>
             <w:r>
               <w:rPr>
-                <w:rFonts w:ascii="Arial" w:eastAsia="Arial" w:hAnsi="Arial" w:cs="Arial"/>
+                <w:rFonts w:ascii="Arial" w:hAnsi="Arial" w:cs="Arial" w:eastAsia="Arial"/>
                 <w:b/>
-                <w:sz w:val="19"/>
+                <w:sz w:val="21"/>
               </w:rPr>
               <w:t>Sub-folder permissions</w:t>
             </w:r>
@@ -388,16 +388,16 @@
             <w:proofErr w:type="spellStart"/>
             <w:r>
               <w:rPr>
-                <w:rFonts w:ascii="Arial" w:eastAsia="Arial" w:hAnsi="Arial" w:cs="Arial"/>
-                <w:sz w:val="19"/>
+                <w:rFonts w:ascii="Arial" w:hAnsi="Arial" w:cs="Arial" w:eastAsia="Arial"/>
+                <w:sz w:val="21"/>
               </w:rPr>
               <w:t>CloudFuze</w:t>
             </w:r>
             <w:proofErr w:type="spellEnd"/>
             <w:r>
               <w:rPr>
-                <w:rFonts w:ascii="Arial" w:eastAsia="Arial" w:hAnsi="Arial" w:cs="Arial"/>
-                <w:sz w:val="19"/>
+                <w:rFonts w:ascii="Arial" w:hAnsi="Arial" w:cs="Arial" w:eastAsia="Arial"/>
+                <w:sz w:val="21"/>
               </w:rPr>
               <w:t xml:space="preserve"> preserves all subfolder permissions along with access levels.</w:t>
             </w:r>
@@ -424,9 +424,9 @@
             </w:pPr>
             <w:r>
               <w:rPr>
-                <w:rFonts w:ascii="Arial" w:eastAsia="Arial" w:hAnsi="Arial" w:cs="Arial"/>
+                <w:rFonts w:ascii="Arial" w:hAnsi="Arial" w:cs="Arial" w:eastAsia="Arial"/>
                 <w:b/>
-                <w:sz w:val="19"/>
+                <w:sz w:val="21"/>
               </w:rPr>
               <w:t>Inner file permissions</w:t>
             </w:r>
@@ -446,16 +446,16 @@
             <w:proofErr w:type="spellStart"/>
             <w:r>
               <w:rPr>
-                <w:rFonts w:ascii="Arial" w:eastAsia="Arial" w:hAnsi="Arial" w:cs="Arial"/>
-                <w:sz w:val="19"/>
+                <w:rFonts w:ascii="Arial" w:hAnsi="Arial" w:cs="Arial" w:eastAsia="Arial"/>
+                <w:sz w:val="21"/>
               </w:rPr>
               <w:t>CloudFuze</w:t>
             </w:r>
             <w:proofErr w:type="spellEnd"/>
             <w:r>
               <w:rPr>
-                <w:rFonts w:ascii="Arial" w:eastAsia="Arial" w:hAnsi="Arial" w:cs="Arial"/>
-                <w:sz w:val="19"/>
+                <w:rFonts w:ascii="Arial" w:hAnsi="Arial" w:cs="Arial" w:eastAsia="Arial"/>
+                <w:sz w:val="21"/>
               </w:rPr>
               <w:t xml:space="preserve"> preserves all inner file permissions along with access levels.</w:t>
             </w:r>
@@ -482,9 +482,9 @@
             </w:pPr>
             <w:r>
               <w:rPr>
-                <w:rFonts w:ascii="Arial" w:eastAsia="Arial" w:hAnsi="Arial" w:cs="Arial"/>
+                <w:rFonts w:ascii="Arial" w:hAnsi="Arial" w:cs="Arial" w:eastAsia="Arial"/>
                 <w:b/>
-                <w:sz w:val="19"/>
+                <w:sz w:val="21"/>
               </w:rPr>
               <w:t>Shared links</w:t>
             </w:r>
@@ -504,16 +504,16 @@
             <w:proofErr w:type="spellStart"/>
             <w:r>
               <w:rPr>
-                <w:rFonts w:ascii="Arial" w:eastAsia="Arial" w:hAnsi="Arial" w:cs="Arial"/>
-                <w:sz w:val="19"/>
+                <w:rFonts w:ascii="Arial" w:hAnsi="Arial" w:cs="Arial" w:eastAsia="Arial"/>
+                <w:sz w:val="21"/>
               </w:rPr>
               <w:t>CloudFuze</w:t>
             </w:r>
             <w:proofErr w:type="spellEnd"/>
             <w:r>
               <w:rPr>
-                <w:rFonts w:ascii="Arial" w:eastAsia="Arial" w:hAnsi="Arial" w:cs="Arial"/>
-                <w:sz w:val="19"/>
+                <w:rFonts w:ascii="Arial" w:hAnsi="Arial" w:cs="Arial" w:eastAsia="Arial"/>
+                <w:sz w:val="21"/>
               </w:rPr>
               <w:t xml:space="preserve"> migrates all shared links from source to destination and maintains the type of links.</w:t>
             </w:r>
@@ -540,9 +540,9 @@
             </w:pPr>
             <w:r>
               <w:rPr>
-                <w:rFonts w:ascii="Arial" w:eastAsia="Arial" w:hAnsi="Arial" w:cs="Arial"/>
+                <w:rFonts w:ascii="Arial" w:hAnsi="Arial" w:cs="Arial" w:eastAsia="Arial"/>
                 <w:b/>
-                <w:sz w:val="19"/>
+                <w:sz w:val="21"/>
               </w:rPr>
               <w:t>External Shares</w:t>
             </w:r>
@@ -562,16 +562,16 @@
             <w:proofErr w:type="spellStart"/>
             <w:r>
               <w:rPr>
-                <w:rFonts w:ascii="Arial" w:eastAsia="Arial" w:hAnsi="Arial" w:cs="Arial"/>
-                <w:sz w:val="19"/>
+                <w:rFonts w:ascii="Arial" w:hAnsi="Arial" w:cs="Arial" w:eastAsia="Arial"/>
+                <w:sz w:val="21"/>
               </w:rPr>
               <w:t>CloudFuze</w:t>
             </w:r>
             <w:proofErr w:type="spellEnd"/>
             <w:r>
               <w:rPr>
-                <w:rFonts w:ascii="Arial" w:eastAsia="Arial" w:hAnsi="Arial" w:cs="Arial"/>
-                <w:sz w:val="19"/>
+                <w:rFonts w:ascii="Arial" w:hAnsi="Arial" w:cs="Arial" w:eastAsia="Arial"/>
+                <w:sz w:val="21"/>
               </w:rPr>
               <w:t xml:space="preserve"> can migrate external permissions (Files/Folders shared with people of outside organizations) of files/folders to the destination along with access levels.</w:t>
             </w:r>
@@ -598,9 +598,9 @@
             </w:pPr>
             <w:r>
               <w:rPr>
-                <w:rFonts w:ascii="Arial" w:eastAsia="Arial" w:hAnsi="Arial" w:cs="Arial"/>
+                <w:rFonts w:ascii="Arial" w:hAnsi="Arial" w:cs="Arial" w:eastAsia="Arial"/>
                 <w:b/>
-                <w:sz w:val="19"/>
+                <w:sz w:val="21"/>
               </w:rPr>
               <w:t>Version History</w:t>
             </w:r>
@@ -619,8 +619,8 @@
           <w:p>
             <w:r>
               <w:rPr>
-                <w:rFonts w:ascii="Arial" w:eastAsia="Arial" w:hAnsi="Arial" w:cs="Arial"/>
-                <w:sz w:val="19"/>
+                <w:rFonts w:ascii="Arial" w:hAnsi="Arial" w:cs="Arial" w:eastAsia="Arial"/>
+                <w:sz w:val="21"/>
               </w:rPr>
               <w:t>Migration of all file versions from source to destination.</w:t>
             </w:r>
@@ -643,10 +643,10 @@
   <w:docDefaults>
     <w:rPrDefault>
       <w:rPr>
-        <w:rFonts w:asciiTheme="minorHAnsi" w:eastAsiaTheme="minorEastAsia" w:hAnsiTheme="minorHAnsi" w:cstheme="minorBidi"/>
+        <w:rFonts w:ascii="Arial" w:hAnsi="Arial" w:cs="Arial" w:eastAsia="Arial"/>
         <w:kern w:val="2"/>
-        <w:sz w:val="24"/>
-        <w:szCs w:val="24"/>
+        <w:sz w:val="21"/>
+        <w:szCs w:val="21"/>
         <w:lang w:val="en-IN" w:eastAsia="en-IN" w:bidi="ar-SA"/>
         <w14:ligatures w14:val="standardContextual"/>
       </w:rPr>
@@ -1042,9 +1042,9 @@
       <w:spacing w:line="259" w:lineRule="auto"/>
     </w:pPr>
     <w:rPr>
-      <w:rFonts w:ascii="Calibri" w:eastAsia="Calibri" w:hAnsi="Calibri" w:cs="Calibri"/>
+      <w:rFonts w:ascii="Arial" w:hAnsi="Arial" w:cs="Arial" w:eastAsia="Arial"/>
       <w:color w:val="000000"/>
-      <w:sz w:val="22"/>
+      <w:sz w:val="21"/>
     </w:rPr>
   </w:style>
   <w:style w:type="character" w:default="1" w:styleId="DefaultParagraphFont">
